--- a/sem2/anthro104/readingResponses/answers/RR1 Svadrut Kukunooru.docx
+++ b/sem2/anthro104/readingResponses/answers/RR1 Svadrut Kukunooru.docx
@@ -1,6 +1,6 @@
 
 <file path=word/document.xml><?xml version="1.0" encoding="utf-8"?>
-<w:document xmlns:o="urn:schemas-microsoft-com:office:office" xmlns:r="http://schemas.openxmlformats.org/officeDocument/2006/relationships" xmlns:v="urn:schemas-microsoft-com:vml" xmlns:w="http://schemas.openxmlformats.org/wordprocessingml/2006/main" xmlns:w10="urn:schemas-microsoft-com:office:word" xmlns:wp="http://schemas.openxmlformats.org/drawingml/2006/wordprocessingDrawing" xmlns:wps="http://schemas.microsoft.com/office/word/2010/wordprocessingShape" xmlns:wpg="http://schemas.microsoft.com/office/word/2010/wordprocessingGroup" xmlns:mc="http://schemas.openxmlformats.org/markup-compatibility/2006" xmlns:wp14="http://schemas.microsoft.com/office/word/2010/wordprocessingDrawing" xmlns:w14="http://schemas.microsoft.com/office/word/2010/wordml" mc:Ignorable="w14 wp14">
+<w:document xmlns:o="urn:schemas-microsoft-com:office:office" xmlns:r="http://schemas.openxmlformats.org/officeDocument/2006/relationships" xmlns:v="urn:schemas-microsoft-com:vml" xmlns:w="http://schemas.openxmlformats.org/wordprocessingml/2006/main" xmlns:w10="urn:schemas-microsoft-com:office:word" xmlns:wp="http://schemas.openxmlformats.org/drawingml/2006/wordprocessingDrawing" xmlns:wps="http://schemas.microsoft.com/office/word/2010/wordprocessingShape" xmlns:wpg="http://schemas.microsoft.com/office/word/2010/wordprocessingGroup" xmlns:mc="http://schemas.openxmlformats.org/markup-compatibility/2006" xmlns:wp14="http://schemas.microsoft.com/office/word/2010/wordprocessingDrawing" xmlns:w14="http://schemas.microsoft.com/office/word/2010/wordml" xmlns:w15="http://schemas.microsoft.com/office/word/2012/wordml" mc:Ignorable="w14 wp14 w15">
   <w:body>
     <w:p>
       <w:pPr>
@@ -58,13 +58,6 @@
         </w:rPr>
         <w:t>Name:</w:t>
         <w:tab/>
-      </w:r>
-      <w:r>
-        <w:rPr>
-          <w:rFonts w:cs="Calibri" w:ascii="Calibri" w:hAnsi="Calibri" w:asciiTheme="minorHAnsi" w:cstheme="minorHAnsi" w:hAnsiTheme="minorHAnsi"/>
-          <w:b/>
-          <w:bCs/>
-        </w:rPr>
         <w:t>Svadrut Kukunooru</w:t>
       </w:r>
     </w:p>
@@ -97,13 +90,6 @@
         </w:rPr>
         <w:t>TA Name:</w:t>
         <w:tab/>
-      </w:r>
-      <w:r>
-        <w:rPr>
-          <w:rFonts w:cs="Calibri" w:ascii="Calibri" w:hAnsi="Calibri" w:asciiTheme="minorHAnsi" w:cstheme="minorHAnsi" w:hAnsiTheme="minorHAnsi"/>
-          <w:b/>
-          <w:bCs/>
-        </w:rPr>
         <w:t>Juniper Lewis</w:t>
       </w:r>
     </w:p>
@@ -136,13 +122,6 @@
         </w:rPr>
         <w:t>Discussion Section Number:</w:t>
         <w:tab/>
-      </w:r>
-      <w:r>
-        <w:rPr>
-          <w:rFonts w:cs="Calibri" w:ascii="Calibri" w:hAnsi="Calibri" w:asciiTheme="minorHAnsi" w:cstheme="minorHAnsi" w:hAnsiTheme="minorHAnsi"/>
-          <w:b/>
-          <w:bCs/>
-        </w:rPr>
         <w:t>320</w:t>
       </w:r>
     </w:p>
@@ -175,13 +154,6 @@
         </w:rPr>
         <w:t>Semester and Year:</w:t>
         <w:tab/>
-      </w:r>
-      <w:r>
-        <w:rPr>
-          <w:rFonts w:cs="Calibri" w:ascii="Calibri" w:hAnsi="Calibri" w:asciiTheme="minorHAnsi" w:cstheme="minorHAnsi" w:hAnsiTheme="minorHAnsi"/>
-          <w:b/>
-          <w:bCs/>
-        </w:rPr>
         <w:t>2</w:t>
       </w:r>
       <w:r>
@@ -551,11 +523,12 @@
           <w:p>
             <w:pPr>
               <w:pStyle w:val="ListParagraph"/>
-              <w:widowControl/>
+              <w:widowControl w:val="false"/>
               <w:numPr>
                 <w:ilvl w:val="0"/>
                 <w:numId w:val="1"/>
               </w:numPr>
+              <w:suppressAutoHyphens w:val="true"/>
               <w:spacing w:before="0" w:after="120"/>
               <w:ind w:left="270" w:hanging="270"/>
               <w:contextualSpacing/>
@@ -592,7 +565,8 @@
           <w:p>
             <w:pPr>
               <w:pStyle w:val="Normal"/>
-              <w:widowControl/>
+              <w:widowControl w:val="false"/>
+              <w:suppressAutoHyphens w:val="true"/>
               <w:spacing w:before="0" w:after="120"/>
               <w:ind w:hanging="0"/>
               <w:jc w:val="left"/>
@@ -611,7 +585,8 @@
           <w:p>
             <w:pPr>
               <w:pStyle w:val="Normal"/>
-              <w:widowControl/>
+              <w:widowControl w:val="false"/>
+              <w:suppressAutoHyphens w:val="true"/>
               <w:spacing w:before="0" w:after="120"/>
               <w:ind w:hanging="0"/>
               <w:jc w:val="left"/>
@@ -625,27 +600,14 @@
                 <w:kern w:val="0"/>
                 <w:lang w:val="en-US" w:eastAsia="en-US" w:bidi="ar-SA"/>
               </w:rPr>
-              <w:t xml:space="preserve">The way that Horace Miner describes the rituals is purposefully unfamiliar, but once I thought about what he was actually saying, my daily activities are similar to many of those said “rituals”. For example, Miner mentions that the medicine men “decide what ingredients should be and then write them down in an ancient and secret language”; this seems almost exactly like what happens when a doctor prescribes a patient some medication. Another ritual that I do twice daily is what Miner calls a “mouth-rite”. He describes “inserting a small bundle of hog hairs in to the mouth… and then moving the bundle in...gestures.” I do this as well, but I just call it brushing; it’s completely natural to me. Finally, the most prevalent  example: the “holy-mouth-men”, </w:t>
-            </w:r>
-            <w:r>
-              <w:rPr>
-                <w:kern w:val="0"/>
-                <w:lang w:val="en-US" w:eastAsia="en-US" w:bidi="ar-SA"/>
-              </w:rPr>
-              <w:t>who “enlarges any holes which decay may have created in the teeth” and puts “magical materials...into these holes.”</w:t>
-            </w:r>
-            <w:r>
-              <w:rPr>
-                <w:kern w:val="0"/>
-                <w:lang w:val="en-US" w:eastAsia="en-US" w:bidi="ar-SA"/>
-              </w:rPr>
-              <w:t>. This is simply a dentist.</w:t>
+              <w:t>The way that Horace Miner describes the rituals is purposefully unfamiliar, but once I thought about what he was actually saying, my daily activities are similar to many of those said “rituals”. For example, Miner mentions that the medicine men “decide what ingredients should be and then write them down in an ancient and secret language”; this seems almost exactly like what happens when a doctor prescribes a patient some medication. Another ritual that I do twice daily is what Miner calls a “mouth-rite”. He describes “inserting a small bundle of hog hairs in to the mouth… and then moving the bundle in...gestures.” I do this as well, but I just call it brushing; it’s completely natural to me. Finally, the most prevalent  example: the “holy-mouth-men”, who “enlarges any holes which decay may have created in the teeth” and puts “magical materials...into these holes.”. This is simply a dentist.</w:t>
             </w:r>
           </w:p>
           <w:p>
             <w:pPr>
               <w:pStyle w:val="Normal"/>
-              <w:widowControl/>
+              <w:widowControl w:val="false"/>
+              <w:suppressAutoHyphens w:val="true"/>
               <w:spacing w:before="0" w:after="120"/>
               <w:ind w:hanging="0"/>
               <w:jc w:val="left"/>
@@ -675,11 +637,12 @@
           <w:p>
             <w:pPr>
               <w:pStyle w:val="ListParagraph"/>
-              <w:widowControl/>
+              <w:widowControl w:val="false"/>
               <w:numPr>
                 <w:ilvl w:val="0"/>
                 <w:numId w:val="1"/>
               </w:numPr>
+              <w:suppressAutoHyphens w:val="true"/>
               <w:spacing w:before="0" w:after="120"/>
               <w:ind w:left="270" w:hanging="270"/>
               <w:contextualSpacing/>
@@ -716,7 +679,8 @@
           <w:p>
             <w:pPr>
               <w:pStyle w:val="Normal"/>
-              <w:widowControl/>
+              <w:widowControl w:val="false"/>
+              <w:suppressAutoHyphens w:val="true"/>
               <w:spacing w:before="0" w:after="120"/>
               <w:ind w:firstLine="360"/>
               <w:jc w:val="left"/>
@@ -735,7 +699,8 @@
           <w:p>
             <w:pPr>
               <w:pStyle w:val="Normal"/>
-              <w:widowControl/>
+              <w:widowControl w:val="false"/>
+              <w:suppressAutoHyphens w:val="true"/>
               <w:spacing w:before="0" w:after="120"/>
               <w:ind w:hanging="0"/>
               <w:jc w:val="left"/>
@@ -749,13 +714,14 @@
                 <w:kern w:val="0"/>
                 <w:lang w:val="en-US" w:eastAsia="en-US" w:bidi="ar-SA"/>
               </w:rPr>
-              <w:t xml:space="preserve">What is most important about article is Miner’s purpose. With this article, Miner attempts to cause us to think about our perspectives on “exotic” cultures. Nacirema is simply just an anagram of American, and the other words are just backwards renditions of American institutions that have been present for hundreds of years. When Miner describes our traditions from an outsiders’ perspective, we consider our outsiders’ perspectives of foreign cultures, such as our consideration of indigenous people as “primitive”. </w:t>
+              <w:t xml:space="preserve">What is most important about this article is Miner’s purpose. With this article, Miner attempts to cause us to think about our perspectives on “exotic” cultures. Nacirema is simply just an anagram of American, and the other words are just backwards renditions of American institutions that have been present for hundreds of years. When Miner describes our traditions from an outsiders’ perspective, we consider our outsiders’ perspectives of foreign cultures, such as our consideration of indigenous people as “primitive”. </w:t>
             </w:r>
           </w:p>
           <w:p>
             <w:pPr>
               <w:pStyle w:val="Normal"/>
-              <w:widowControl/>
+              <w:widowControl w:val="false"/>
+              <w:suppressAutoHyphens w:val="true"/>
               <w:spacing w:before="0" w:after="120"/>
               <w:ind w:hanging="0"/>
               <w:jc w:val="left"/>
@@ -775,7 +741,8 @@
           <w:p>
             <w:pPr>
               <w:pStyle w:val="Normal"/>
-              <w:widowControl/>
+              <w:widowControl w:val="false"/>
+              <w:suppressAutoHyphens w:val="true"/>
               <w:spacing w:before="0" w:after="120"/>
               <w:ind w:hanging="0"/>
               <w:jc w:val="left"/>
@@ -803,11 +770,12 @@
           <w:p>
             <w:pPr>
               <w:pStyle w:val="ListParagraph"/>
-              <w:widowControl/>
+              <w:widowControl w:val="false"/>
               <w:numPr>
                 <w:ilvl w:val="0"/>
                 <w:numId w:val="1"/>
               </w:numPr>
+              <w:suppressAutoHyphens w:val="true"/>
               <w:spacing w:before="0" w:after="120"/>
               <w:ind w:left="270" w:hanging="270"/>
               <w:contextualSpacing/>
@@ -844,7 +812,8 @@
           <w:p>
             <w:pPr>
               <w:pStyle w:val="Normal"/>
-              <w:widowControl/>
+              <w:widowControl w:val="false"/>
+              <w:suppressAutoHyphens w:val="true"/>
               <w:spacing w:before="0" w:after="120"/>
               <w:ind w:firstLine="360"/>
               <w:jc w:val="left"/>
@@ -858,6 +827,27 @@
                 <w:kern w:val="0"/>
                 <w:lang w:val="en-US" w:eastAsia="en-US" w:bidi="ar-SA"/>
               </w:rPr>
+            </w:r>
+          </w:p>
+          <w:p>
+            <w:pPr>
+              <w:pStyle w:val="Normal"/>
+              <w:widowControl w:val="false"/>
+              <w:suppressAutoHyphens w:val="true"/>
+              <w:spacing w:before="0" w:after="120"/>
+              <w:ind w:hanging="0"/>
+              <w:jc w:val="left"/>
+              <w:rPr>
+                <w:kern w:val="0"/>
+                <w:lang w:val="en-US" w:eastAsia="en-US" w:bidi="ar-SA"/>
+              </w:rPr>
+            </w:pPr>
+            <w:r>
+              <w:rPr>
+                <w:kern w:val="0"/>
+                <w:lang w:val="en-US" w:eastAsia="en-US" w:bidi="ar-SA"/>
+              </w:rPr>
+              <w:t xml:space="preserve">Miner’s purpose in writing this article was to cause readers to think about their perspectives on foreign cultures that they deem as “exotic”. Any time someone purposefully distances themselves from a certain point of view, it will always seem strange. However, if they consider the rituals from the point of view of the people doing them, the rituals might seem perfectly reasonable. With this article, Miner proves the point of cultural relativism, or that there is no dominant culture to consider other cultures from; one must consider foreign cultures from the natives’ perspectives. This also makes the reader think about both viewpoints; if we consider a culture from a foreign perspectives, we might catch things that we might have not seen before. However, we should practice this in moderation, since if we don’t see the inner context of the many rituals a society practices, the culture will seem quite strange. </w:t>
             </w:r>
           </w:p>
         </w:tc>
@@ -872,11 +862,12 @@
           <w:p>
             <w:pPr>
               <w:pStyle w:val="ListParagraph"/>
-              <w:widowControl/>
+              <w:widowControl w:val="false"/>
               <w:numPr>
                 <w:ilvl w:val="0"/>
                 <w:numId w:val="1"/>
               </w:numPr>
+              <w:suppressAutoHyphens w:val="true"/>
               <w:spacing w:before="0" w:after="120"/>
               <w:ind w:left="270" w:hanging="270"/>
               <w:contextualSpacing/>
@@ -913,7 +904,8 @@
           <w:p>
             <w:pPr>
               <w:pStyle w:val="Normal"/>
-              <w:widowControl/>
+              <w:widowControl w:val="false"/>
+              <w:suppressAutoHyphens w:val="true"/>
               <w:spacing w:before="0" w:after="120"/>
               <w:ind w:firstLine="360"/>
               <w:jc w:val="left"/>
@@ -927,6 +919,7 @@
                 <w:kern w:val="0"/>
                 <w:lang w:val="en-US" w:eastAsia="en-US" w:bidi="ar-SA"/>
               </w:rPr>
+              <w:t xml:space="preserve">If an anthropologist wrote an article about the Nacirema today, he might mention the fact that people have a strange obsession for black slabs of metal; in fact, they almost worship it; they spend more time staring at the metal than talking to other people or eating! The anthropologist could also elaborate on the meaning of music in our culture; before, music was a performance that people went to and actually paid attention to, but now more often people use music as a backdrop for work they have to do, such as listening to music on headphones while during homework. Finally, the anthropologist could talk about higher education, such as the concept of dorms in college. </w:t>
             </w:r>
           </w:p>
         </w:tc>
@@ -941,11 +934,12 @@
           <w:p>
             <w:pPr>
               <w:pStyle w:val="ListParagraph"/>
-              <w:widowControl/>
+              <w:widowControl w:val="false"/>
               <w:numPr>
                 <w:ilvl w:val="0"/>
                 <w:numId w:val="1"/>
               </w:numPr>
+              <w:suppressAutoHyphens w:val="true"/>
               <w:spacing w:before="0" w:after="120"/>
               <w:ind w:left="270" w:hanging="270"/>
               <w:contextualSpacing/>
@@ -982,9 +976,105 @@
           <w:p>
             <w:pPr>
               <w:pStyle w:val="Normal"/>
-              <w:widowControl/>
+              <w:widowControl w:val="false"/>
+              <w:suppressAutoHyphens w:val="true"/>
               <w:spacing w:before="0" w:after="120"/>
-              <w:ind w:firstLine="360"/>
+              <w:ind w:hanging="0"/>
+              <w:jc w:val="left"/>
+              <w:rPr>
+                <w:kern w:val="0"/>
+                <w:lang w:val="en-US" w:eastAsia="en-US" w:bidi="ar-SA"/>
+              </w:rPr>
+            </w:pPr>
+            <w:r>
+              <w:rPr>
+                <w:kern w:val="0"/>
+                <w:lang w:val="en-US" w:eastAsia="en-US" w:bidi="ar-SA"/>
+              </w:rPr>
+            </w:r>
+          </w:p>
+          <w:p>
+            <w:pPr>
+              <w:pStyle w:val="Normal"/>
+              <w:widowControl w:val="false"/>
+              <w:suppressAutoHyphens w:val="true"/>
+              <w:spacing w:before="0" w:after="120"/>
+              <w:ind w:hanging="0"/>
+              <w:jc w:val="left"/>
+              <w:rPr>
+                <w:kern w:val="0"/>
+                <w:lang w:val="en-US" w:eastAsia="en-US" w:bidi="ar-SA"/>
+              </w:rPr>
+            </w:pPr>
+            <w:r>
+              <w:rPr>
+                <w:kern w:val="0"/>
+                <w:lang w:val="en-US" w:eastAsia="en-US" w:bidi="ar-SA"/>
+              </w:rPr>
+              <w:t xml:space="preserve">This article connects to the concept of </w:t>
+            </w:r>
+            <w:r>
+              <w:rPr>
+                <w:i/>
+                <w:iCs/>
+                <w:kern w:val="0"/>
+                <w:lang w:val="en-US" w:eastAsia="en-US" w:bidi="ar-SA"/>
+              </w:rPr>
+              <w:t>cultural relativism</w:t>
+            </w:r>
+            <w:r>
+              <w:rPr>
+                <w:i w:val="false"/>
+                <w:iCs w:val="false"/>
+                <w:kern w:val="0"/>
+                <w:lang w:val="en-US" w:eastAsia="en-US" w:bidi="ar-SA"/>
+              </w:rPr>
+              <w:t xml:space="preserve">, or the view that “ethical and social standards reflect the cultural context from which they are derived.”(Carnegie Mellon) . Miner showcases the detriments of </w:t>
+            </w:r>
+            <w:r>
+              <w:rPr>
+                <w:i/>
+                <w:iCs/>
+                <w:kern w:val="0"/>
+                <w:lang w:val="en-US" w:eastAsia="en-US" w:bidi="ar-SA"/>
+              </w:rPr>
+              <w:t>ethnocentrism</w:t>
+            </w:r>
+            <w:r>
+              <w:rPr>
+                <w:i w:val="false"/>
+                <w:iCs w:val="false"/>
+                <w:kern w:val="0"/>
+                <w:lang w:val="en-US" w:eastAsia="en-US" w:bidi="ar-SA"/>
+              </w:rPr>
+              <w:t xml:space="preserve">, or using one’s culture to evaluate and judge the practices and ideals of others. This is similar to my feelings when I watched the documentary </w:t>
+            </w:r>
+            <w:r>
+              <w:rPr>
+                <w:i/>
+                <w:iCs/>
+                <w:kern w:val="0"/>
+                <w:lang w:val="en-US" w:eastAsia="en-US" w:bidi="ar-SA"/>
+              </w:rPr>
+              <w:t>The Gateway Bug</w:t>
+            </w:r>
+            <w:r>
+              <w:rPr>
+                <w:i w:val="false"/>
+                <w:iCs w:val="false"/>
+                <w:kern w:val="0"/>
+                <w:lang w:val="en-US" w:eastAsia="en-US" w:bidi="ar-SA"/>
+              </w:rPr>
+              <w:t xml:space="preserve">, which explored Latin America and Africa’s common practices of eating insects as a delicacy. My feelings changed while I watched the documentary; at first, I was mildly disgusted with the practice, but as I saw the justification (e.g. crickets are a viable alternative for protein) I realized that the only reason I considered entomophagy to be distasteful was that of the culture that I grew up in; I feel that if I grew up in a culture where eating insects was as normal as stop signs, I would feel a completely different way, yet another example of ethnocentrism and its effects. </w:t>
+            </w:r>
+          </w:p>
+          <w:p>
+            <w:pPr>
+              <w:pStyle w:val="Normal"/>
+              <w:widowControl w:val="false"/>
+              <w:suppressAutoHyphens w:val="true"/>
+              <w:spacing w:before="0" w:after="120"/>
+              <w:ind w:hanging="0"/>
               <w:jc w:val="left"/>
               <w:rPr>
                 <w:kern w:val="0"/>
@@ -1010,11 +1100,12 @@
           <w:p>
             <w:pPr>
               <w:pStyle w:val="ListParagraph"/>
-              <w:widowControl/>
+              <w:widowControl w:val="false"/>
               <w:numPr>
                 <w:ilvl w:val="0"/>
                 <w:numId w:val="1"/>
               </w:numPr>
+              <w:suppressAutoHyphens w:val="true"/>
               <w:spacing w:before="0" w:after="120"/>
               <w:ind w:left="270" w:hanging="270"/>
               <w:contextualSpacing/>
@@ -1051,9 +1142,66 @@
           <w:p>
             <w:pPr>
               <w:pStyle w:val="Normal"/>
-              <w:widowControl/>
+              <w:widowControl w:val="false"/>
+              <w:suppressAutoHyphens w:val="true"/>
               <w:spacing w:before="0" w:after="120"/>
-              <w:ind w:firstLine="360"/>
+              <w:ind w:hanging="0"/>
+              <w:jc w:val="left"/>
+              <w:rPr>
+                <w:kern w:val="0"/>
+                <w:lang w:val="en-US" w:eastAsia="en-US" w:bidi="ar-SA"/>
+              </w:rPr>
+            </w:pPr>
+            <w:r>
+              <w:rPr>
+                <w:kern w:val="0"/>
+                <w:lang w:val="en-US" w:eastAsia="en-US" w:bidi="ar-SA"/>
+              </w:rPr>
+            </w:r>
+          </w:p>
+          <w:p>
+            <w:pPr>
+              <w:pStyle w:val="Normal"/>
+              <w:widowControl w:val="false"/>
+              <w:suppressAutoHyphens w:val="true"/>
+              <w:spacing w:before="0" w:after="120"/>
+              <w:ind w:hanging="0"/>
+              <w:jc w:val="left"/>
+              <w:rPr>
+                <w:kern w:val="0"/>
+                <w:lang w:val="en-US" w:eastAsia="en-US" w:bidi="ar-SA"/>
+              </w:rPr>
+            </w:pPr>
+            <w:r>
+              <w:rPr>
+                <w:kern w:val="0"/>
+                <w:lang w:val="en-US" w:eastAsia="en-US" w:bidi="ar-SA"/>
+              </w:rPr>
+              <w:t>When I first went to my friends’ house for a sleepover in 7</w:t>
+            </w:r>
+            <w:r>
+              <w:rPr>
+                <w:kern w:val="0"/>
+                <w:vertAlign w:val="superscript"/>
+                <w:lang w:val="en-US" w:eastAsia="en-US" w:bidi="ar-SA"/>
+              </w:rPr>
+              <w:t>th</w:t>
+            </w:r>
+            <w:r>
+              <w:rPr>
+                <w:kern w:val="0"/>
+                <w:lang w:val="en-US" w:eastAsia="en-US" w:bidi="ar-SA"/>
+              </w:rPr>
+              <w:t xml:space="preserve"> grade, his family did things much different than mine. For example, I had accepted that shoes do not belong in the house, and are taken off at the entrance. My friend did not do this, and it took a great deal of convincing from him for me to continue wearing my shoes in his bedroom, his kitchen, and his bathroom. Additionally, his parents usually didn’t bother cooking food for meals, and generally bought pre-made meals or ordered takeout, unless they had special occasions to cook for. However, almost every meal I ate at my house was cooked from scratch by my parents, using raw ingredients like potatoes, curry leaves, and other vegetables. </w:t>
+            </w:r>
+          </w:p>
+          <w:p>
+            <w:pPr>
+              <w:pStyle w:val="Normal"/>
+              <w:widowControl w:val="false"/>
+              <w:suppressAutoHyphens w:val="true"/>
+              <w:spacing w:before="0" w:after="120"/>
+              <w:ind w:hanging="0"/>
               <w:jc w:val="left"/>
               <w:rPr>
                 <w:kern w:val="0"/>
@@ -1100,14 +1248,14 @@
 </file>
 
 <file path=word/footer1.xml><?xml version="1.0" encoding="utf-8"?>
-<w:ftr xmlns:o="urn:schemas-microsoft-com:office:office" xmlns:r="http://schemas.openxmlformats.org/officeDocument/2006/relationships" xmlns:v="urn:schemas-microsoft-com:vml" xmlns:w="http://schemas.openxmlformats.org/wordprocessingml/2006/main" xmlns:w10="urn:schemas-microsoft-com:office:word" xmlns:wp="http://schemas.openxmlformats.org/drawingml/2006/wordprocessingDrawing" xmlns:wps="http://schemas.microsoft.com/office/word/2010/wordprocessingShape" xmlns:wpg="http://schemas.microsoft.com/office/word/2010/wordprocessingGroup" xmlns:mc="http://schemas.openxmlformats.org/markup-compatibility/2006" xmlns:wp14="http://schemas.microsoft.com/office/word/2010/wordprocessingDrawing" xmlns:w14="http://schemas.microsoft.com/office/word/2010/wordml" mc:Ignorable="w14 wp14">
+<w:ftr xmlns:o="urn:schemas-microsoft-com:office:office" xmlns:r="http://schemas.openxmlformats.org/officeDocument/2006/relationships" xmlns:v="urn:schemas-microsoft-com:vml" xmlns:w="http://schemas.openxmlformats.org/wordprocessingml/2006/main" xmlns:w10="urn:schemas-microsoft-com:office:word" xmlns:wp="http://schemas.openxmlformats.org/drawingml/2006/wordprocessingDrawing" xmlns:wps="http://schemas.microsoft.com/office/word/2010/wordprocessingShape" xmlns:wpg="http://schemas.microsoft.com/office/word/2010/wordprocessingGroup" xmlns:mc="http://schemas.openxmlformats.org/markup-compatibility/2006" xmlns:wp14="http://schemas.microsoft.com/office/word/2010/wordprocessingDrawing" xmlns:w14="http://schemas.microsoft.com/office/word/2010/wordml" xmlns:w15="http://schemas.microsoft.com/office/word/2012/wordml" mc:Ignorable="w14 wp14 w15">
   <w:sdt>
     <w:sdtPr>
       <w:docPartObj>
         <w:docPartGallery w:val="Page Numbers (Bottom of Page)"/>
         <w:docPartUnique w:val="true"/>
       </w:docPartObj>
-      <w:id w:val="406809613"/>
+      <w:id w:val="567389414"/>
     </w:sdtPr>
     <w:sdtContent>
       <w:p>
@@ -1127,7 +1275,7 @@
           <w:rPr>
             <w:rStyle w:val="Pagenumber"/>
           </w:rPr>
-          <w:instrText> PAGE </w:instrText>
+          <w:instrText xml:space="preserve"> PAGE </w:instrText>
         </w:r>
         <w:r>
           <w:rPr>
@@ -1188,14 +1336,14 @@
 </file>
 
 <file path=word/footer2.xml><?xml version="1.0" encoding="utf-8"?>
-<w:ftr xmlns:o="urn:schemas-microsoft-com:office:office" xmlns:r="http://schemas.openxmlformats.org/officeDocument/2006/relationships" xmlns:v="urn:schemas-microsoft-com:vml" xmlns:w="http://schemas.openxmlformats.org/wordprocessingml/2006/main" xmlns:w10="urn:schemas-microsoft-com:office:word" xmlns:wp="http://schemas.openxmlformats.org/drawingml/2006/wordprocessingDrawing" xmlns:wps="http://schemas.microsoft.com/office/word/2010/wordprocessingShape" xmlns:wpg="http://schemas.microsoft.com/office/word/2010/wordprocessingGroup" xmlns:mc="http://schemas.openxmlformats.org/markup-compatibility/2006" xmlns:wp14="http://schemas.microsoft.com/office/word/2010/wordprocessingDrawing" xmlns:w14="http://schemas.microsoft.com/office/word/2010/wordml" mc:Ignorable="w14 wp14">
+<w:ftr xmlns:o="urn:schemas-microsoft-com:office:office" xmlns:r="http://schemas.openxmlformats.org/officeDocument/2006/relationships" xmlns:v="urn:schemas-microsoft-com:vml" xmlns:w="http://schemas.openxmlformats.org/wordprocessingml/2006/main" xmlns:w10="urn:schemas-microsoft-com:office:word" xmlns:wp="http://schemas.openxmlformats.org/drawingml/2006/wordprocessingDrawing" xmlns:wps="http://schemas.microsoft.com/office/word/2010/wordprocessingShape" xmlns:wpg="http://schemas.microsoft.com/office/word/2010/wordprocessingGroup" xmlns:mc="http://schemas.openxmlformats.org/markup-compatibility/2006" xmlns:wp14="http://schemas.microsoft.com/office/word/2010/wordprocessingDrawing" xmlns:w14="http://schemas.microsoft.com/office/word/2010/wordml" xmlns:w15="http://schemas.microsoft.com/office/word/2012/wordml" mc:Ignorable="w14 wp14 w15">
   <w:sdt>
     <w:sdtPr>
       <w:docPartObj>
         <w:docPartGallery w:val="Page Numbers (Bottom of Page)"/>
         <w:docPartUnique w:val="true"/>
       </w:docPartObj>
-      <w:id w:val="562811709"/>
+      <w:id w:val="486596411"/>
     </w:sdtPr>
     <w:sdtContent>
       <w:p>
@@ -1215,7 +1363,7 @@
           <w:rPr>
             <w:rStyle w:val="Pagenumber"/>
           </w:rPr>
-          <w:instrText> PAGE </w:instrText>
+          <w:instrText xml:space="preserve"> PAGE </w:instrText>
         </w:r>
         <w:r>
           <w:rPr>
@@ -1272,14 +1420,14 @@
 </file>
 
 <file path=word/footer3.xml><?xml version="1.0" encoding="utf-8"?>
-<w:ftr xmlns:o="urn:schemas-microsoft-com:office:office" xmlns:r="http://schemas.openxmlformats.org/officeDocument/2006/relationships" xmlns:v="urn:schemas-microsoft-com:vml" xmlns:w="http://schemas.openxmlformats.org/wordprocessingml/2006/main" xmlns:w10="urn:schemas-microsoft-com:office:word" xmlns:wp="http://schemas.openxmlformats.org/drawingml/2006/wordprocessingDrawing" xmlns:wps="http://schemas.microsoft.com/office/word/2010/wordprocessingShape" xmlns:wpg="http://schemas.microsoft.com/office/word/2010/wordprocessingGroup" xmlns:mc="http://schemas.openxmlformats.org/markup-compatibility/2006" xmlns:wp14="http://schemas.microsoft.com/office/word/2010/wordprocessingDrawing" xmlns:w14="http://schemas.microsoft.com/office/word/2010/wordml" mc:Ignorable="w14 wp14">
+<w:ftr xmlns:o="urn:schemas-microsoft-com:office:office" xmlns:r="http://schemas.openxmlformats.org/officeDocument/2006/relationships" xmlns:v="urn:schemas-microsoft-com:vml" xmlns:w="http://schemas.openxmlformats.org/wordprocessingml/2006/main" xmlns:w10="urn:schemas-microsoft-com:office:word" xmlns:wp="http://schemas.openxmlformats.org/drawingml/2006/wordprocessingDrawing" xmlns:wps="http://schemas.microsoft.com/office/word/2010/wordprocessingShape" xmlns:wpg="http://schemas.microsoft.com/office/word/2010/wordprocessingGroup" xmlns:mc="http://schemas.openxmlformats.org/markup-compatibility/2006" xmlns:wp14="http://schemas.microsoft.com/office/word/2010/wordprocessingDrawing" xmlns:w14="http://schemas.microsoft.com/office/word/2010/wordml" xmlns:w15="http://schemas.microsoft.com/office/word/2012/wordml" mc:Ignorable="w14 wp14 w15">
   <w:sdt>
     <w:sdtPr>
       <w:docPartObj>
         <w:docPartGallery w:val="Page Numbers (Bottom of Page)"/>
         <w:docPartUnique w:val="true"/>
       </w:docPartObj>
-      <w:id w:val="1633496137"/>
+      <w:id w:val="608554997"/>
     </w:sdtPr>
     <w:sdtContent>
       <w:p>
@@ -1299,7 +1447,7 @@
           <w:rPr>
             <w:rStyle w:val="Pagenumber"/>
           </w:rPr>
-          <w:instrText> PAGE </w:instrText>
+          <w:instrText xml:space="preserve"> PAGE </w:instrText>
         </w:r>
         <w:r>
           <w:rPr>
@@ -1369,6 +1517,7 @@
         </w:tabs>
         <w:ind w:left="720" w:hanging="360"/>
       </w:pPr>
+      <w:rPr/>
     </w:lvl>
     <w:lvl w:ilvl="1">
       <w:start w:val="1"/>
@@ -1381,6 +1530,7 @@
         </w:tabs>
         <w:ind w:left="1440" w:hanging="360"/>
       </w:pPr>
+      <w:rPr/>
     </w:lvl>
     <w:lvl w:ilvl="2">
       <w:start w:val="1"/>
@@ -1393,6 +1543,7 @@
         </w:tabs>
         <w:ind w:left="2160" w:hanging="180"/>
       </w:pPr>
+      <w:rPr/>
     </w:lvl>
     <w:lvl w:ilvl="3">
       <w:start w:val="1"/>
@@ -1405,6 +1556,7 @@
         </w:tabs>
         <w:ind w:left="2880" w:hanging="360"/>
       </w:pPr>
+      <w:rPr/>
     </w:lvl>
     <w:lvl w:ilvl="4">
       <w:start w:val="1"/>
@@ -1417,6 +1569,7 @@
         </w:tabs>
         <w:ind w:left="3600" w:hanging="360"/>
       </w:pPr>
+      <w:rPr/>
     </w:lvl>
     <w:lvl w:ilvl="5">
       <w:start w:val="1"/>
@@ -1429,6 +1582,7 @@
         </w:tabs>
         <w:ind w:left="4320" w:hanging="180"/>
       </w:pPr>
+      <w:rPr/>
     </w:lvl>
     <w:lvl w:ilvl="6">
       <w:start w:val="1"/>
@@ -1441,6 +1595,7 @@
         </w:tabs>
         <w:ind w:left="5040" w:hanging="360"/>
       </w:pPr>
+      <w:rPr/>
     </w:lvl>
     <w:lvl w:ilvl="7">
       <w:start w:val="1"/>
@@ -1453,6 +1608,7 @@
         </w:tabs>
         <w:ind w:left="5760" w:hanging="360"/>
       </w:pPr>
+      <w:rPr/>
     </w:lvl>
     <w:lvl w:ilvl="8">
       <w:start w:val="1"/>
@@ -1465,6 +1621,7 @@
         </w:tabs>
         <w:ind w:left="6480" w:hanging="180"/>
       </w:pPr>
+      <w:rPr/>
     </w:lvl>
   </w:abstractNum>
   <w:abstractNum w:abstractNumId="2">
@@ -1994,6 +2151,7 @@
     <w:rsid w:val="00f47a8a"/>
     <w:pPr>
       <w:widowControl/>
+      <w:suppressAutoHyphens w:val="true"/>
       <w:bidi w:val="0"/>
       <w:spacing w:before="0" w:after="120"/>
       <w:jc w:val="left"/>
@@ -2222,7 +2380,6 @@
   <w:style w:type="character" w:styleId="CommentTextChar" w:customStyle="1">
     <w:name w:val="Comment Text Char"/>
     <w:basedOn w:val="DefaultParagraphFont"/>
-    <w:link w:val="CommentText"/>
     <w:uiPriority w:val="99"/>
     <w:qFormat/>
     <w:rsid w:val="00ff4ac7"/>
@@ -2234,7 +2391,6 @@
   <w:style w:type="character" w:styleId="CommentSubjectChar" w:customStyle="1">
     <w:name w:val="Comment Subject Char"/>
     <w:basedOn w:val="CommentTextChar"/>
-    <w:link w:val="CommentSubject"/>
     <w:uiPriority w:val="99"/>
     <w:semiHidden/>
     <w:qFormat/>
